--- a/Week 3_AM/Pre-Session Prep/COM7411 ONLINE - Pre-Session Card - Week 3 AM.docx
+++ b/Week 3_AM/Pre-Session Prep/COM7411 ONLINE - Pre-Session Card - Week 3 AM.docx
@@ -669,11 +669,6 @@
         <w:t>Between Monday and Saturday you finish your design framework, write a short design rationale, and read the sampling primer or watch the micro-lectures.</w:t>
       </w:r>
     </w:p>
-    <w:p>
-      <w:r>
-        <w:t>The image iMAGE 1.png is a computer-generated picture with misspelt and unreliable labels, so do not use it to learn the designs. Use the paper and the session instead.</w:t>
-      </w:r>
-    </w:p>
     <w:sectPr>
       <w:headerReference w:type="default" r:id="rId9"/>
       <w:footerReference w:type="default" r:id="rId10"/>
